--- a/zht/docx/43.content.docx
+++ b/zht/docx/43.content.docx
@@ -28,22 +28,6 @@
       </w:r>
     </w:p>
     <w:p>
-      <w:pPr>
-        <w:pStyle w:val="Heading2"/>
-      </w:pPr>
-      <w:r>
-        <w:rPr>
-          <w:lang w:val="zh_TW" w:bidi="zh_TW"/>
-        </w:rPr>
-        <w:t>License Information</w:t>
-      </w:r>
-      <w:r>
-        <w:rPr>
-          <w:lang w:val="zh_TW" w:bidi="zh_TW"/>
-        </w:rPr>
-      </w:r>
-    </w:p>
-    <w:p>
       <w:pPr/>
       <w:r>
         <w:rPr>
@@ -55,86 +39,25 @@
           <w:b/>
           <w:lang w:val="zh_TW" w:bidi="zh_TW"/>
         </w:rPr>
-        <w:t>研讀筆記 (Biblica)</w:t>
-      </w:r>
-      <w:r>
-        <w:rPr>
-          <w:lang w:val="zh_TW" w:bidi="zh_TW"/>
-        </w:rPr>
-        <w:t xml:space="preserve"> (Chinese (Traditional)) is based on</w:t>
-      </w:r>
-      <w:r>
-        <w:rPr>
-          <w:lang w:val="zh_TW" w:bidi="zh_TW"/>
-        </w:rPr>
-        <w:t xml:space="preserve">: </w:t>
-      </w:r>
-      <w:r>
-        <w:rPr>
-          <w:lang w:val="zh_TW" w:bidi="zh_TW"/>
-        </w:rPr>
         <w:t>Biblica Study Notes</w:t>
       </w:r>
       <w:r>
         <w:rPr>
           <w:lang w:val="zh_TW" w:bidi="zh_TW"/>
         </w:rPr>
-        <w:t xml:space="preserve">, </w:t>
-      </w:r>
-      <w:hyperlink r:id="rId13">
-        <w:r>
-          <w:rPr>
-            <w:lang w:val="zh_TW" w:bidi="zh_TW"/>
-          </w:rPr>
-          <w:rPr>
-            <w:color w:val="0000EE"/>
-            <w:u w:val="single"/>
-          </w:rPr>
-          <w:t>Biblica Inc.</w:t>
-        </w:r>
-      </w:hyperlink>
-      <w:r>
-        <w:rPr>
-          <w:lang w:val="zh_TW" w:bidi="zh_TW"/>
-        </w:rPr>
-        <w:t xml:space="preserve">, 2023, which is licensed under a </w:t>
-      </w:r>
-      <w:hyperlink r:id="rId14">
-        <w:r>
-          <w:rPr>
-            <w:lang w:val="zh_TW" w:bidi="zh_TW"/>
-          </w:rPr>
-          <w:rPr>
-            <w:color w:val="0000EE"/>
-            <w:u w:val="single"/>
-          </w:rPr>
-          <w:t>CC BY-SA 4.0 license</w:t>
-        </w:r>
-      </w:hyperlink>
-      <w:r>
-        <w:rPr>
-          <w:lang w:val="zh_TW" w:bidi="zh_TW"/>
-        </w:rPr>
-        <w:t>.</w:t>
-      </w:r>
-      <w:r>
-        <w:rPr>
-          <w:lang w:val="zh_TW" w:bidi="zh_TW"/>
-        </w:rPr>
-      </w:r>
-    </w:p>
-    <w:p>
-      <w:pPr/>
-      <w:r>
-        <w:rPr>
-          <w:lang w:val="zh_TW" w:bidi="zh_TW"/>
-        </w:rPr>
-      </w:r>
-      <w:r>
-        <w:rPr>
-          <w:lang w:val="zh_TW" w:bidi="zh_TW"/>
-        </w:rPr>
-        <w:t>This PDF version is provided under the same license.</w:t>
+        <w:t xml:space="preserve"> © 2023 Biblica Inc. Released under CC BY-SA 4.0 license. </w:t>
+      </w:r>
+      <w:r>
+        <w:rPr>
+          <w:lang w:val="zh_TW" w:bidi="zh_TW"/>
+        </w:rPr>
+        <w:t>Biblica Study Notes</w:t>
+      </w:r>
+      <w:r>
+        <w:rPr>
+          <w:lang w:val="zh_TW" w:bidi="zh_TW"/>
+        </w:rPr>
+        <w:t xml:space="preserve"> has been adapted in the following languages: Tok Pisin, Arabic (عربي), French (Français), Hindi (हिंदी), Indonesian (Bahasa Indonesia), Portuguese (Português), Russian (Русский), Spanish (Español), Swahili (Kiswahili), and Simplified Chinese (简体中文)from Biblica Study Notes © 2023 Biblica Inc. Released under CC BY-SA 4.0 license by Mission Mutual</w:t>
       </w:r>
       <w:r>
         <w:rPr>

--- a/zht/docx/43.content.docx
+++ b/zht/docx/43.content.docx
@@ -116,26 +116,6 @@
           <w:lang w:val="zh_TW" w:bidi="zh_TW"/>
         </w:rPr>
         <w:t>JHN</w:t>
-      </w:r>
-      <w:r>
-        <w:rPr>
-          <w:lang w:val="zh_TW" w:bidi="zh_TW"/>
-        </w:rPr>
-      </w:r>
-    </w:p>
-    <w:p>
-      <w:pPr/>
-      <w:r>
-        <w:rPr>
-          <w:lang w:val="zh_TW" w:bidi="zh_TW"/>
-        </w:rPr>
-      </w:r>
-      <w:r>
-        <w:rPr>
-          <w:i/>
-          <w:lang w:val="zh_TW" w:bidi="zh_TW"/>
-        </w:rPr>
-        <w:t>約翰福音 1:1–18, 約翰福音 1:19–34, 約翰福音 1:35–51, 約翰福音 2:1–12, 約翰福音 2:13–25, 約翰福音 3:1–21, 約翰福音 3:22–36, 約翰福音 4:1–26, 約翰福音 4:27–42, 約翰福音 4:43–54, 約翰福音 5:1–15, 約翰福音 5:16–30, 約翰福音 5:31–47, 約翰福音 6:1–21, 約翰福音 6:22–59, 約翰福音 6:60–71, 約翰福音 7:1–36, 約翰福音 7:37–53, 約翰福音 8:1–11, 約翰福音 8:12–30, 約翰福音 8:31–59, 約翰福音 9:1–12, 約翰福音 9:13–34, 約翰福音 9:35–10:21, 約翰福音 10:22–42, 約翰福音 11:1–16, 約翰福音 11:17–45, 約翰福音 11:46–57, 約翰福音 12:1–11, 約翰福音 12:12–36, 約翰福音 12:37–50, 約翰福音 13:1–17, 約翰福音 13:18–38, 約翰福音 14:1–21, 約翰福音 14:22–31, 約翰福音 15:1–27, 約翰福音 16:1–15, 約翰福音 16:16–33, 約翰福音 17:1–26, 約翰福音 18:1–11, 約翰福音 18:12–27, 約翰福音 18:28–40, 約翰福音 19:1–16, 約翰福音 19:17–37, 約翰福音 19:38–42, 約翰福音 20:1–18, 約翰福音 20:19–31, 約翰福音 21:1–14, 約翰福音 21:15–25</w:t>
       </w:r>
       <w:r>
         <w:rPr>

--- a/zht/docx/43.content.docx
+++ b/zht/docx/43.content.docx
@@ -19,7 +19,7 @@
         <w:rPr>
           <w:lang w:val="zh_TW" w:bidi="zh_TW"/>
         </w:rPr>
-        <w:t>Resource: 研讀筆記 (Biblica)</w:t>
+        <w:t>Resource: Biblica Study Notes</w:t>
       </w:r>
       <w:r>
         <w:rPr>
@@ -78,7 +78,7 @@
         <w:rPr>
           <w:lang w:val="zh_TW" w:bidi="zh_TW"/>
         </w:rPr>
-        <w:t>研讀筆記 (Biblica)</w:t>
+        <w:t>Biblica Study Notes</w:t>
       </w:r>
     </w:p>
     <w:p>
